--- a/RecordPrograms/week4,5/farm.docx
+++ b/RecordPrograms/week4,5/farm.docx
@@ -3,17 +3,26 @@
 <w:document xmlns:wpc="http://schemas.microsoft.com/office/word/2010/wordprocessingCanvas" xmlns:cx="http://schemas.microsoft.com/office/drawing/2014/chartex" xmlns:cx1="http://schemas.microsoft.com/office/drawing/2015/9/8/chartex" xmlns:cx2="http://schemas.microsoft.com/office/drawing/2015/10/21/chartex" xmlns:cx3="http://schemas.microsoft.com/office/drawing/2016/5/9/chartex" xmlns:cx4="http://schemas.microsoft.com/office/drawing/2016/5/10/chartex" xmlns:cx5="http://schemas.microsoft.com/office/drawing/2016/5/11/chartex" xmlns:cx6="http://schemas.microsoft.com/office/drawing/2016/5/12/chartex" xmlns:cx7="http://schemas.microsoft.com/office/drawing/2016/5/13/chartex" xmlns:cx8="http://schemas.microsoft.com/office/drawing/2016/5/14/chartex" xmlns:mc="http://schemas.openxmlformats.org/markup-compatibility/2006" xmlns:aink="http://schemas.microsoft.com/office/drawing/2016/ink" xmlns:am3d="http://schemas.microsoft.com/office/drawing/2017/model3d" xmlns:o="urn:schemas-microsoft-com:office:office" xmlns:oel="http://schemas.microsoft.com/office/2019/extlst" xmlns:r="http://schemas.openxmlformats.org/officeDocument/2006/relationships" xmlns:m="http://schemas.openxmlformats.org/officeDocument/2006/math" xmlns:v="urn:schemas-microsoft-com:vml" xmlns:wp14="http://schemas.microsoft.com/office/word/2010/wordprocessingDrawing" xmlns:wp="http://schemas.openxmlformats.org/drawingml/2006/wordprocessingDrawing" xmlns:w10="urn:schemas-microsoft-com:office:word" xmlns:w="http://schemas.openxmlformats.org/wordprocessingml/2006/main" xmlns:w14="http://schemas.microsoft.com/office/word/2010/wordml" xmlns:w15="http://schemas.microsoft.com/office/word/2012/wordml" xmlns:w16cex="http://schemas.microsoft.com/office/word/2018/wordml/cex" xmlns:w16cid="http://schemas.microsoft.com/office/word/2016/wordml/cid" xmlns:w16="http://schemas.microsoft.com/office/word/2018/wordml" xmlns:w16du="http://schemas.microsoft.com/office/word/2023/wordml/word16du" xmlns:w16sdtdh="http://schemas.microsoft.com/office/word/2020/wordml/sdtdatahash" xmlns:w16sdtfl="http://schemas.microsoft.com/office/word/2024/wordml/sdtformatlock" xmlns:w16se="http://schemas.microsoft.com/office/word/2015/wordml/symex" xmlns:wpg="http://schemas.microsoft.com/office/word/2010/wordprocessingGroup" xmlns:wpi="http://schemas.microsoft.com/office/word/2010/wordprocessingInk" xmlns:wne="http://schemas.microsoft.com/office/word/2006/wordml" xmlns:wps="http://schemas.microsoft.com/office/word/2010/wordprocessingShape" mc:Ignorable="w14 w15 w16se w16cid w16 w16cex w16sdtdh w16sdtfl w16du wp14">
   <w:body>
     <w:p>
-      <w:r>
-        <w:t xml:space="preserve"> </w:t>
-      </w:r>
-      <w:r>
-        <w:t>Program 3: Farm Animals using Classes and Objects</w:t>
-      </w:r>
-    </w:p>
-    <w:p>
-      <w:r>
+      <w:pPr>
+        <w:rPr>
+          <w:b/>
+          <w:bCs/>
+        </w:rPr>
+      </w:pPr>
+      <w:r>
+        <w:rPr>
+          <w:b/>
+          <w:bCs/>
+        </w:rPr>
         <w:t>Aim</w:t>
       </w:r>
+      <w:r>
+        <w:rPr>
+          <w:b/>
+          <w:bCs/>
+        </w:rPr>
+        <w:t>:</w:t>
+      </w:r>
     </w:p>
     <w:p>
       <w:r>
@@ -21,9 +30,26 @@
       </w:r>
     </w:p>
     <w:p>
-      <w:r>
+      <w:pPr>
+        <w:rPr>
+          <w:b/>
+          <w:bCs/>
+        </w:rPr>
+      </w:pPr>
+      <w:r>
+        <w:rPr>
+          <w:b/>
+          <w:bCs/>
+        </w:rPr>
         <w:t>Steps</w:t>
       </w:r>
+      <w:r>
+        <w:rPr>
+          <w:b/>
+          <w:bCs/>
+        </w:rPr>
+        <w:t>:</w:t>
+      </w:r>
     </w:p>
     <w:p>
       <w:r>
@@ -74,9 +100,26 @@
       </w:r>
     </w:p>
     <w:p>
-      <w:r>
+      <w:pPr>
+        <w:rPr>
+          <w:b/>
+          <w:bCs/>
+        </w:rPr>
+      </w:pPr>
+      <w:r>
+        <w:rPr>
+          <w:b/>
+          <w:bCs/>
+        </w:rPr>
         <w:t>Algorithm</w:t>
       </w:r>
+      <w:r>
+        <w:rPr>
+          <w:b/>
+          <w:bCs/>
+        </w:rPr>
+        <w:t>:</w:t>
+      </w:r>
     </w:p>
     <w:p>
       <w:r>
@@ -140,7 +183,467 @@
       </w:r>
     </w:p>
     <w:p>
-      <w:r>
+      <w:pPr>
+        <w:rPr>
+          <w:b/>
+          <w:bCs/>
+        </w:rPr>
+      </w:pPr>
+      <w:r>
+        <w:rPr>
+          <w:b/>
+          <w:bCs/>
+        </w:rPr>
+        <w:t>C</w:t>
+      </w:r>
+      <w:r>
+        <w:rPr>
+          <w:b/>
+          <w:bCs/>
+        </w:rPr>
+        <w:t>ode:</w:t>
+      </w:r>
+    </w:p>
+    <w:p>
+      <w:r>
+        <w:t>package basics;</w:t>
+      </w:r>
+    </w:p>
+    <w:p>
+      <w:r>
+        <w:t xml:space="preserve">class </w:t>
+      </w:r>
+      <w:proofErr w:type="spellStart"/>
+      <w:r>
+        <w:t>FarmAnimal</w:t>
+      </w:r>
+      <w:proofErr w:type="spellEnd"/>
+      <w:r>
+        <w:t xml:space="preserve"> {</w:t>
+      </w:r>
+    </w:p>
+    <w:p>
+      <w:r>
+        <w:t xml:space="preserve">   String name;</w:t>
+      </w:r>
+    </w:p>
+    <w:p>
+      <w:r>
+        <w:t xml:space="preserve">    String stay;</w:t>
+      </w:r>
+    </w:p>
+    <w:p>
+      <w:r>
+        <w:t xml:space="preserve">    String food;</w:t>
+      </w:r>
+    </w:p>
+    <w:p>
+      <w:r>
+        <w:t xml:space="preserve">    String sound;</w:t>
+      </w:r>
+    </w:p>
+    <w:p/>
+    <w:p>
+      <w:r>
+        <w:t xml:space="preserve">    </w:t>
+      </w:r>
+      <w:proofErr w:type="spellStart"/>
+      <w:proofErr w:type="gramStart"/>
+      <w:r>
+        <w:t>FarmAnimal</w:t>
+      </w:r>
+      <w:proofErr w:type="spellEnd"/>
+      <w:r>
+        <w:t>(</w:t>
+      </w:r>
+      <w:proofErr w:type="gramEnd"/>
+      <w:r>
+        <w:t>String name, String stay, String food, String sound) {</w:t>
+      </w:r>
+    </w:p>
+    <w:p>
+      <w:r>
+        <w:t xml:space="preserve">        this.name = name;</w:t>
+      </w:r>
+    </w:p>
+    <w:p>
+      <w:r>
+        <w:t xml:space="preserve">        </w:t>
+      </w:r>
+      <w:proofErr w:type="spellStart"/>
+      <w:proofErr w:type="gramStart"/>
+      <w:r>
+        <w:t>this.stay</w:t>
+      </w:r>
+      <w:proofErr w:type="spellEnd"/>
+      <w:proofErr w:type="gramEnd"/>
+      <w:r>
+        <w:t xml:space="preserve"> = stay;</w:t>
+      </w:r>
+    </w:p>
+    <w:p>
+      <w:r>
+        <w:t xml:space="preserve">        </w:t>
+      </w:r>
+      <w:proofErr w:type="spellStart"/>
+      <w:proofErr w:type="gramStart"/>
+      <w:r>
+        <w:t>this.food</w:t>
+      </w:r>
+      <w:proofErr w:type="spellEnd"/>
+      <w:proofErr w:type="gramEnd"/>
+      <w:r>
+        <w:t xml:space="preserve"> = food;</w:t>
+      </w:r>
+    </w:p>
+    <w:p>
+      <w:r>
+        <w:t xml:space="preserve">        </w:t>
+      </w:r>
+      <w:proofErr w:type="spellStart"/>
+      <w:proofErr w:type="gramStart"/>
+      <w:r>
+        <w:t>this.sound</w:t>
+      </w:r>
+      <w:proofErr w:type="spellEnd"/>
+      <w:proofErr w:type="gramEnd"/>
+      <w:r>
+        <w:t xml:space="preserve"> = sound;</w:t>
+      </w:r>
+    </w:p>
+    <w:p>
+      <w:r>
+        <w:t xml:space="preserve">    }</w:t>
+      </w:r>
+    </w:p>
+    <w:p/>
+    <w:p>
+      <w:r>
+        <w:t xml:space="preserve">    void </w:t>
+      </w:r>
+      <w:proofErr w:type="spellStart"/>
+      <w:proofErr w:type="gramStart"/>
+      <w:r>
+        <w:t>displayDetails</w:t>
+      </w:r>
+      <w:proofErr w:type="spellEnd"/>
+      <w:r>
+        <w:t>(</w:t>
+      </w:r>
+      <w:proofErr w:type="gramEnd"/>
+      <w:r>
+        <w:t>) {</w:t>
+      </w:r>
+    </w:p>
+    <w:p>
+      <w:r>
+        <w:t xml:space="preserve">        </w:t>
+      </w:r>
+      <w:proofErr w:type="spellStart"/>
+      <w:r>
+        <w:t>System.</w:t>
+      </w:r>
+      <w:r>
+        <w:rPr>
+          <w:i/>
+          <w:iCs/>
+        </w:rPr>
+        <w:t>out</w:t>
+      </w:r>
+      <w:r>
+        <w:t>.println</w:t>
+      </w:r>
+      <w:proofErr w:type="spellEnd"/>
+      <w:r>
+        <w:t>("Animal: " + name);</w:t>
+      </w:r>
+    </w:p>
+    <w:p>
+      <w:r>
+        <w:t xml:space="preserve">        </w:t>
+      </w:r>
+      <w:proofErr w:type="spellStart"/>
+      <w:r>
+        <w:t>System.</w:t>
+      </w:r>
+      <w:r>
+        <w:rPr>
+          <w:i/>
+          <w:iCs/>
+        </w:rPr>
+        <w:t>out</w:t>
+      </w:r>
+      <w:r>
+        <w:t>.println</w:t>
+      </w:r>
+      <w:proofErr w:type="spellEnd"/>
+      <w:r>
+        <w:t>("Stays in: " + stay);</w:t>
+      </w:r>
+    </w:p>
+    <w:p>
+      <w:r>
+        <w:t xml:space="preserve">        </w:t>
+      </w:r>
+      <w:proofErr w:type="spellStart"/>
+      <w:r>
+        <w:t>System.</w:t>
+      </w:r>
+      <w:r>
+        <w:rPr>
+          <w:i/>
+          <w:iCs/>
+        </w:rPr>
+        <w:t>out</w:t>
+      </w:r>
+      <w:r>
+        <w:t>.println</w:t>
+      </w:r>
+      <w:proofErr w:type="spellEnd"/>
+      <w:r>
+        <w:t>("Eats: " + food);</w:t>
+      </w:r>
+    </w:p>
+    <w:p>
+      <w:r>
+        <w:t xml:space="preserve">        </w:t>
+      </w:r>
+      <w:proofErr w:type="spellStart"/>
+      <w:r>
+        <w:t>System.</w:t>
+      </w:r>
+      <w:r>
+        <w:rPr>
+          <w:i/>
+          <w:iCs/>
+        </w:rPr>
+        <w:t>out</w:t>
+      </w:r>
+      <w:r>
+        <w:t>.println</w:t>
+      </w:r>
+      <w:proofErr w:type="spellEnd"/>
+      <w:r>
+        <w:t>("Sound: " + sound);</w:t>
+      </w:r>
+    </w:p>
+    <w:p>
+      <w:r>
+        <w:t xml:space="preserve">        </w:t>
+      </w:r>
+      <w:proofErr w:type="spellStart"/>
+      <w:r>
+        <w:t>System.</w:t>
+      </w:r>
+      <w:r>
+        <w:rPr>
+          <w:i/>
+          <w:iCs/>
+        </w:rPr>
+        <w:t>out</w:t>
+      </w:r>
+      <w:r>
+        <w:t>.println</w:t>
+      </w:r>
+      <w:proofErr w:type="spellEnd"/>
+      <w:r>
+        <w:t>();</w:t>
+      </w:r>
+    </w:p>
+    <w:p>
+      <w:r>
+        <w:t xml:space="preserve">    }</w:t>
+      </w:r>
+    </w:p>
+    <w:p>
+      <w:r>
+        <w:t>}</w:t>
+      </w:r>
+    </w:p>
+    <w:p/>
+    <w:p>
+      <w:r>
+        <w:t xml:space="preserve">public class </w:t>
+      </w:r>
+      <w:proofErr w:type="spellStart"/>
+      <w:r>
+        <w:t>FarmAnimals</w:t>
+      </w:r>
+      <w:proofErr w:type="spellEnd"/>
+      <w:r>
+        <w:t xml:space="preserve"> {</w:t>
+      </w:r>
+    </w:p>
+    <w:p>
+      <w:r>
+        <w:t xml:space="preserve">    public static void </w:t>
+      </w:r>
+      <w:proofErr w:type="gramStart"/>
+      <w:r>
+        <w:t>main(String[</w:t>
+      </w:r>
+      <w:proofErr w:type="gramEnd"/>
+      <w:r>
+        <w:t xml:space="preserve">] </w:t>
+      </w:r>
+      <w:proofErr w:type="spellStart"/>
+      <w:r>
+        <w:t>args</w:t>
+      </w:r>
+      <w:proofErr w:type="spellEnd"/>
+      <w:r>
+        <w:t>) {</w:t>
+      </w:r>
+    </w:p>
+    <w:p/>
+    <w:p>
+      <w:r>
+        <w:t xml:space="preserve">        </w:t>
+      </w:r>
+      <w:proofErr w:type="spellStart"/>
+      <w:r>
+        <w:t>FarmAnimal</w:t>
+      </w:r>
+      <w:proofErr w:type="spellEnd"/>
+      <w:r>
+        <w:t xml:space="preserve"> cow = new </w:t>
+      </w:r>
+      <w:proofErr w:type="spellStart"/>
+      <w:proofErr w:type="gramStart"/>
+      <w:r>
+        <w:t>FarmAnimal</w:t>
+      </w:r>
+      <w:proofErr w:type="spellEnd"/>
+      <w:r>
+        <w:t>(</w:t>
+      </w:r>
+      <w:proofErr w:type="gramEnd"/>
+      <w:r>
+        <w:t>"Cow", "Cowshed", "Grass", "Moo");</w:t>
+      </w:r>
+    </w:p>
+    <w:p>
+      <w:r>
+        <w:t xml:space="preserve">        </w:t>
+      </w:r>
+      <w:proofErr w:type="spellStart"/>
+      <w:r>
+        <w:t>FarmAnimal</w:t>
+      </w:r>
+      <w:proofErr w:type="spellEnd"/>
+      <w:r>
+        <w:t xml:space="preserve"> pig = new </w:t>
+      </w:r>
+      <w:proofErr w:type="spellStart"/>
+      <w:proofErr w:type="gramStart"/>
+      <w:r>
+        <w:t>FarmAnimal</w:t>
+      </w:r>
+      <w:proofErr w:type="spellEnd"/>
+      <w:r>
+        <w:t>(</w:t>
+      </w:r>
+      <w:proofErr w:type="gramEnd"/>
+      <w:r>
+        <w:t>"Pig", "Pigsty", "Grains", "Oink");</w:t>
+      </w:r>
+    </w:p>
+    <w:p>
+      <w:r>
+        <w:t xml:space="preserve">        </w:t>
+      </w:r>
+      <w:proofErr w:type="spellStart"/>
+      <w:r>
+        <w:t>FarmAnimal</w:t>
+      </w:r>
+      <w:proofErr w:type="spellEnd"/>
+      <w:r>
+        <w:t xml:space="preserve"> horse = new </w:t>
+      </w:r>
+      <w:proofErr w:type="spellStart"/>
+      <w:proofErr w:type="gramStart"/>
+      <w:r>
+        <w:t>FarmAnimal</w:t>
+      </w:r>
+      <w:proofErr w:type="spellEnd"/>
+      <w:r>
+        <w:t>(</w:t>
+      </w:r>
+      <w:proofErr w:type="gramEnd"/>
+      <w:r>
+        <w:t>"Horse", "Stable", "Grass", "Neigh");</w:t>
+      </w:r>
+    </w:p>
+    <w:p/>
+    <w:p>
+      <w:r>
+        <w:t xml:space="preserve">        </w:t>
+      </w:r>
+      <w:proofErr w:type="spellStart"/>
+      <w:proofErr w:type="gramStart"/>
+      <w:r>
+        <w:t>cow.displayDetails</w:t>
+      </w:r>
+      <w:proofErr w:type="spellEnd"/>
+      <w:proofErr w:type="gramEnd"/>
+      <w:r>
+        <w:t>();</w:t>
+      </w:r>
+    </w:p>
+    <w:p>
+      <w:r>
+        <w:t xml:space="preserve">        </w:t>
+      </w:r>
+      <w:proofErr w:type="spellStart"/>
+      <w:proofErr w:type="gramStart"/>
+      <w:r>
+        <w:t>pig.displayDetails</w:t>
+      </w:r>
+      <w:proofErr w:type="spellEnd"/>
+      <w:proofErr w:type="gramEnd"/>
+      <w:r>
+        <w:t>();</w:t>
+      </w:r>
+    </w:p>
+    <w:p>
+      <w:r>
+        <w:t xml:space="preserve">        </w:t>
+      </w:r>
+      <w:proofErr w:type="spellStart"/>
+      <w:proofErr w:type="gramStart"/>
+      <w:r>
+        <w:t>horse.displayDetails</w:t>
+      </w:r>
+      <w:proofErr w:type="spellEnd"/>
+      <w:proofErr w:type="gramEnd"/>
+      <w:r>
+        <w:t>();</w:t>
+      </w:r>
+    </w:p>
+    <w:p>
+      <w:r>
+        <w:t xml:space="preserve">    }</w:t>
+      </w:r>
+    </w:p>
+    <w:p>
+      <w:r>
+        <w:lastRenderedPageBreak/>
+        <w:t>}</w:t>
+      </w:r>
+    </w:p>
+    <w:p/>
+    <w:p>
+      <w:pPr>
+        <w:rPr>
+          <w:b/>
+          <w:bCs/>
+        </w:rPr>
+      </w:pPr>
+      <w:r>
+        <w:rPr>
+          <w:b/>
+          <w:bCs/>
+        </w:rPr>
         <w:t>UML DIAGRAM:</w:t>
       </w:r>
     </w:p>
@@ -210,145 +713,155 @@
     </w:p>
     <w:p>
       <w:r>
+        <w:t xml:space="preserve">│ - </w:t>
+      </w:r>
+      <w:proofErr w:type="gramStart"/>
+      <w:r>
+        <w:t>food :</w:t>
+      </w:r>
+      <w:proofErr w:type="gramEnd"/>
+      <w:r>
+        <w:t xml:space="preserve"> String             │</w:t>
+      </w:r>
+    </w:p>
+    <w:p>
+      <w:r>
+        <w:t xml:space="preserve">│ - </w:t>
+      </w:r>
+      <w:proofErr w:type="gramStart"/>
+      <w:r>
+        <w:t>sound :</w:t>
+      </w:r>
+      <w:proofErr w:type="gramEnd"/>
+      <w:r>
+        <w:t xml:space="preserve"> String            │</w:t>
+      </w:r>
+    </w:p>
+    <w:p>
+      <w:r>
+        <w:rPr>
+          <w:rFonts w:ascii="MS Gothic" w:eastAsia="MS Gothic" w:hAnsi="MS Gothic" w:cs="MS Gothic" w:hint="eastAsia"/>
+        </w:rPr>
+        <w:t>├</w:t>
+      </w:r>
+      <w:r>
+        <w:rPr>
+          <w:rFonts w:ascii="Aptos" w:hAnsi="Aptos" w:cs="Aptos"/>
+        </w:rPr>
+        <w:t>─────────────────────────────</w:t>
+      </w:r>
+      <w:r>
+        <w:rPr>
+          <w:rFonts w:ascii="MS Gothic" w:eastAsia="MS Gothic" w:hAnsi="MS Gothic" w:cs="MS Gothic" w:hint="eastAsia"/>
+        </w:rPr>
+        <w:t>┤</w:t>
+      </w:r>
+    </w:p>
+    <w:p>
+      <w:r>
+        <w:t xml:space="preserve">│ + </w:t>
+      </w:r>
+      <w:proofErr w:type="spellStart"/>
+      <w:proofErr w:type="gramStart"/>
+      <w:r>
+        <w:t>FarmAnimal</w:t>
+      </w:r>
+      <w:proofErr w:type="spellEnd"/>
+      <w:r>
+        <w:t>(</w:t>
+      </w:r>
+      <w:proofErr w:type="gramEnd"/>
+      <w:r>
+        <w:t>)              │</w:t>
+      </w:r>
+    </w:p>
+    <w:p>
+      <w:r>
+        <w:t xml:space="preserve">│ + </w:t>
+      </w:r>
+      <w:proofErr w:type="spellStart"/>
+      <w:proofErr w:type="gramStart"/>
+      <w:r>
+        <w:t>displayDetails</w:t>
+      </w:r>
+      <w:proofErr w:type="spellEnd"/>
+      <w:r>
+        <w:t>() :</w:t>
+      </w:r>
+      <w:proofErr w:type="gramEnd"/>
+      <w:r>
+        <w:t xml:space="preserve"> void   │</w:t>
+      </w:r>
+    </w:p>
+    <w:p>
+      <w:r>
+        <w:t>└─────────────────────────────┘</w:t>
+      </w:r>
+    </w:p>
+    <w:p>
+      <w:r>
+        <w:t xml:space="preserve">          </w:t>
+      </w:r>
+      <w:r>
+        <w:rPr>
+          <w:rFonts w:ascii="Arial" w:hAnsi="Arial" w:cs="Arial"/>
+        </w:rPr>
+        <w:t>▲</w:t>
+      </w:r>
+    </w:p>
+    <w:p>
+      <w:r>
+        <w:t xml:space="preserve">          │</w:t>
+      </w:r>
+    </w:p>
+    <w:p>
+      <w:r>
+        <w:t xml:space="preserve"> ┌────────</w:t>
+      </w:r>
+      <w:r>
+        <w:rPr>
+          <w:rFonts w:ascii="MS Gothic" w:eastAsia="MS Gothic" w:hAnsi="MS Gothic" w:cs="MS Gothic" w:hint="eastAsia"/>
+        </w:rPr>
+        <w:t>┼</w:t>
+      </w:r>
+      <w:r>
+        <w:rPr>
+          <w:rFonts w:ascii="Aptos" w:hAnsi="Aptos" w:cs="Aptos"/>
+        </w:rPr>
+        <w:t>────────┐</w:t>
+      </w:r>
+    </w:p>
+    <w:p>
+      <w:r>
+        <w:t xml:space="preserve"> │        │        │</w:t>
+      </w:r>
+    </w:p>
+    <w:p>
+      <w:r>
+        <w:t>Cow      Pig      Horse</w:t>
+      </w:r>
+    </w:p>
+    <w:p>
+      <w:pPr>
+        <w:rPr>
+          <w:b/>
+          <w:bCs/>
+        </w:rPr>
+      </w:pPr>
+      <w:r>
+        <w:rPr>
+          <w:b/>
+          <w:bCs/>
+        </w:rPr>
+        <w:t>Output:</w:t>
+      </w:r>
+    </w:p>
+    <w:p>
+      <w:r>
+        <w:rPr>
+          <w:noProof/>
+        </w:rPr>
         <w:lastRenderedPageBreak/>
-        <w:t xml:space="preserve">│ - </w:t>
-      </w:r>
-      <w:proofErr w:type="gramStart"/>
-      <w:r>
-        <w:t>food :</w:t>
-      </w:r>
-      <w:proofErr w:type="gramEnd"/>
-      <w:r>
-        <w:t xml:space="preserve"> String             │</w:t>
-      </w:r>
-    </w:p>
-    <w:p>
-      <w:r>
-        <w:t xml:space="preserve">│ - </w:t>
-      </w:r>
-      <w:proofErr w:type="gramStart"/>
-      <w:r>
-        <w:t>sound :</w:t>
-      </w:r>
-      <w:proofErr w:type="gramEnd"/>
-      <w:r>
-        <w:t xml:space="preserve"> String            │</w:t>
-      </w:r>
-    </w:p>
-    <w:p>
-      <w:r>
-        <w:rPr>
-          <w:rFonts w:ascii="MS Gothic" w:eastAsia="MS Gothic" w:hAnsi="MS Gothic" w:cs="MS Gothic" w:hint="eastAsia"/>
-        </w:rPr>
-        <w:t>├</w:t>
-      </w:r>
-      <w:r>
-        <w:rPr>
-          <w:rFonts w:ascii="Aptos" w:hAnsi="Aptos" w:cs="Aptos"/>
-        </w:rPr>
-        <w:t>─────────────────────────────</w:t>
-      </w:r>
-      <w:r>
-        <w:rPr>
-          <w:rFonts w:ascii="MS Gothic" w:eastAsia="MS Gothic" w:hAnsi="MS Gothic" w:cs="MS Gothic" w:hint="eastAsia"/>
-        </w:rPr>
-        <w:t>┤</w:t>
-      </w:r>
-    </w:p>
-    <w:p>
-      <w:r>
-        <w:t xml:space="preserve">│ + </w:t>
-      </w:r>
-      <w:proofErr w:type="spellStart"/>
-      <w:proofErr w:type="gramStart"/>
-      <w:r>
-        <w:t>FarmAnimal</w:t>
-      </w:r>
-      <w:proofErr w:type="spellEnd"/>
-      <w:r>
-        <w:t>(</w:t>
-      </w:r>
-      <w:proofErr w:type="gramEnd"/>
-      <w:r>
-        <w:t>)              │</w:t>
-      </w:r>
-    </w:p>
-    <w:p>
-      <w:r>
-        <w:t xml:space="preserve">│ + </w:t>
-      </w:r>
-      <w:proofErr w:type="spellStart"/>
-      <w:proofErr w:type="gramStart"/>
-      <w:r>
-        <w:t>displayDetails</w:t>
-      </w:r>
-      <w:proofErr w:type="spellEnd"/>
-      <w:r>
-        <w:t>() :</w:t>
-      </w:r>
-      <w:proofErr w:type="gramEnd"/>
-      <w:r>
-        <w:t xml:space="preserve"> void   │</w:t>
-      </w:r>
-    </w:p>
-    <w:p>
-      <w:r>
-        <w:t>└─────────────────────────────┘</w:t>
-      </w:r>
-    </w:p>
-    <w:p>
-      <w:r>
-        <w:t xml:space="preserve">          </w:t>
-      </w:r>
-      <w:r>
-        <w:rPr>
-          <w:rFonts w:ascii="Arial" w:hAnsi="Arial" w:cs="Arial"/>
-        </w:rPr>
-        <w:t>▲</w:t>
-      </w:r>
-    </w:p>
-    <w:p>
-      <w:r>
-        <w:t xml:space="preserve">          │</w:t>
-      </w:r>
-    </w:p>
-    <w:p>
-      <w:r>
-        <w:t xml:space="preserve"> ┌────────</w:t>
-      </w:r>
-      <w:r>
-        <w:rPr>
-          <w:rFonts w:ascii="MS Gothic" w:eastAsia="MS Gothic" w:hAnsi="MS Gothic" w:cs="MS Gothic" w:hint="eastAsia"/>
-        </w:rPr>
-        <w:t>┼</w:t>
-      </w:r>
-      <w:r>
-        <w:rPr>
-          <w:rFonts w:ascii="Aptos" w:hAnsi="Aptos" w:cs="Aptos"/>
-        </w:rPr>
-        <w:t>────────┐</w:t>
-      </w:r>
-    </w:p>
-    <w:p>
-      <w:r>
-        <w:t xml:space="preserve"> │        │        │</w:t>
-      </w:r>
-    </w:p>
-    <w:p>
-      <w:r>
-        <w:t>Cow      Pig      Horse</w:t>
-      </w:r>
-    </w:p>
-    <w:p>
-      <w:r>
-        <w:t>Output:</w:t>
-      </w:r>
-    </w:p>
-    <w:p>
-      <w:r>
-        <w:rPr>
-          <w:noProof/>
-        </w:rPr>
         <w:drawing>
           <wp:inline distT="0" distB="0" distL="0" distR="0" wp14:anchorId="3A19EA7D" wp14:editId="149B4F05">
             <wp:extent cx="4349750" cy="3473450"/>
